--- a/src/documents/templates/leave-license-agreement-gr.docx
+++ b/src/documents/templates/leave-license-agreement-gr.docx
@@ -40,23 +40,20 @@
         </w:rPr>
         <w:t xml:space="preserve">This LEAVE AND LICENSE AGREEMENT is made on </w:t>
       </w:r>
-      <w:r>
-        <w:rPr>
+      <w:bookmarkStart w:id="0" w:name="_GoBack"/>
+      <w:r>
+        <w:rPr>
+          <w:rFonts w:hint="default"/>
+          <w:b/>
+          <w:bCs/>
           <w:sz w:val="20"/>
           <w:szCs w:val="20"/>
           <w:u w:val="single"/>
-        </w:rPr>
-        <w:t>(dd/mm/yyy</w:t>
-      </w:r>
-      <w:r>
-        <w:rPr>
-          <w:b/>
-          <w:sz w:val="20"/>
-          <w:szCs w:val="20"/>
-          <w:u w:val="single"/>
-        </w:rPr>
-        <w:t>)</w:t>
-      </w:r>
+          <w:lang w:val="en-US"/>
+        </w:rPr>
+        <w:t>{{current date}}</w:t>
+      </w:r>
+      <w:bookmarkEnd w:id="0"/>
       <w:r>
         <w:rPr>
           <w:sz w:val="20"/>
@@ -648,7 +645,18 @@
           <w:sz w:val="20"/>
           <w:szCs w:val="20"/>
         </w:rPr>
-        <w:t>: 00-00-2026</w:t>
+        <w:t xml:space="preserve">: </w:t>
+      </w:r>
+      <w:r>
+        <w:rPr>
+          <w:rFonts w:hint="default"/>
+          <w:b/>
+          <w:bCs/>
+          <w:sz w:val="20"/>
+          <w:szCs w:val="20"/>
+          <w:lang w:val="en-US"/>
+        </w:rPr>
+        <w:t>{{contract start date}}</w:t>
       </w:r>
     </w:p>
     <w:p>
@@ -687,44 +695,56 @@
         <w:spacing w:after="160" w:line="288" w:lineRule="auto"/>
         <w:ind w:left="567"/>
         <w:rPr>
+          <w:rFonts w:hint="default" w:eastAsia="Cambria"/>
+          <w:smallCaps/>
+          <w:sz w:val="20"/>
+          <w:szCs w:val="20"/>
+          <w:u w:val="single"/>
+          <w:lang w:val="en-US"/>
+        </w:rPr>
+      </w:pPr>
+      <w:r>
+        <w:rPr>
+          <w:sz w:val="20"/>
+          <w:szCs w:val="20"/>
+        </w:rPr>
+        <w:t>Unless the terms of the Leave and License are terminated in the manner provided herein, t</w:t>
+      </w:r>
+      <w:r>
+        <w:rPr>
           <w:rFonts w:eastAsia="Cambria"/>
-          <w:smallCaps/>
-          <w:sz w:val="20"/>
-          <w:szCs w:val="20"/>
-          <w:u w:val="single"/>
-        </w:rPr>
-      </w:pPr>
-      <w:r>
-        <w:rPr>
-          <w:sz w:val="20"/>
-          <w:szCs w:val="20"/>
-        </w:rPr>
-        <w:t>Unless the terms of the Leave and License are terminated in the manner provided herein, t</w:t>
+          <w:sz w:val="20"/>
+          <w:szCs w:val="20"/>
+        </w:rPr>
+        <w:t xml:space="preserve">he Business Address of Leave and License of the Premises shall be for a period of Eleven (11) months (hereinafter referred to as </w:t>
       </w:r>
       <w:r>
         <w:rPr>
           <w:rFonts w:eastAsia="Cambria"/>
-          <w:sz w:val="20"/>
-          <w:szCs w:val="20"/>
-        </w:rPr>
-        <w:t xml:space="preserve">he Business Address of Leave and License of the Premises shall be for a period of Eleven (11) months (hereinafter referred to as </w:t>
+          <w:b/>
+          <w:sz w:val="20"/>
+          <w:szCs w:val="20"/>
+        </w:rPr>
+        <w:t>“Tenure”</w:t>
       </w:r>
       <w:r>
         <w:rPr>
           <w:rFonts w:eastAsia="Cambria"/>
-          <w:b/>
-          <w:sz w:val="20"/>
-          <w:szCs w:val="20"/>
-        </w:rPr>
-        <w:t>“Tenure”</w:t>
-      </w:r>
-      <w:r>
-        <w:rPr>
-          <w:rFonts w:eastAsia="Cambria"/>
-          <w:sz w:val="20"/>
-          <w:szCs w:val="20"/>
-        </w:rPr>
-        <w:t>) starting from the Effective Date as above mentioned and ending on 00-00-2026</w:t>
+          <w:sz w:val="20"/>
+          <w:szCs w:val="20"/>
+        </w:rPr>
+        <w:t xml:space="preserve">) starting from the Effective Date as above mentioned and ending on </w:t>
+      </w:r>
+      <w:r>
+        <w:rPr>
+          <w:rFonts w:hint="default" w:eastAsia="Cambria"/>
+          <w:b/>
+          <w:bCs/>
+          <w:sz w:val="20"/>
+          <w:szCs w:val="20"/>
+          <w:lang w:val="en-US"/>
+        </w:rPr>
+        <w:t>{{contract end date}}</w:t>
       </w:r>
     </w:p>
     <w:p>
@@ -2813,8 +2833,6 @@
         </w:rPr>
         <w:t>{{venue &amp; venue address}}</w:t>
       </w:r>
-      <w:bookmarkStart w:id="0" w:name="_GoBack"/>
-      <w:bookmarkEnd w:id="0"/>
     </w:p>
     <w:p>
       <w:pPr>
@@ -2873,14 +2891,6 @@
         <w:gridCol w:w="413"/>
       </w:tblGrid>
       <w:tr>
-        <w:tblPrEx>
-          <w:tblCellMar>
-            <w:top w:w="0" w:type="dxa"/>
-            <w:left w:w="108" w:type="dxa"/>
-            <w:bottom w:w="0" w:type="dxa"/>
-            <w:right w:w="108" w:type="dxa"/>
-          </w:tblCellMar>
-        </w:tblPrEx>
         <w:trPr>
           <w:gridAfter w:val="1"/>
           <w:wAfter w:w="432" w:type="dxa"/>
